--- a/roteiros/leno/Leno_Roteiro_Completo.docx
+++ b/roteiros/leno/Leno_Roteiro_Completo.docx
@@ -2343,15 +2343,7 @@
         <w:rPr>
           <w:color w:val="000000"/>
         </w:rPr>
-        <w:t>No começo dos anos dois mil, Leno deixou o Rio de Janeiro.</w:t>
-      </w:r>
-    </w:p>
-    <w:p>
-      <w:r>
-        <w:rPr>
-          <w:color w:val="000000"/>
-        </w:rPr>
-        <w:t>Voltou para Natal, a cidade onde tinha nascido.</w:t>
+        <w:t>No começo dos anos dois mil, Leno voltou para Natal, a cidade onde tinha nascido.</w:t>
       </w:r>
     </w:p>
     <w:p>
@@ -2423,7 +2415,7 @@
         <w:rPr>
           <w:color w:val="C00000"/>
         </w:rPr>
-        <w:t>E foi nessa mesma época que a menina da vizinhança de Copacabana voltou a cruzar o caminho dele, diante de uma multidão.</w:t>
+        <w:t>Alguns anos depois, a menina da vizinhança de Copacabana voltou a cruzar o caminho dele. Diante de uma multidão, e com o tempo já correndo contra os dois.</w:t>
       </w:r>
     </w:p>
     <w:p>
@@ -2495,7 +2487,7 @@
         <w:rPr>
           <w:color w:val="000000"/>
         </w:rPr>
-        <w:t>Era câncer. Ele passou um tempo em tratamento, em Natal, enquanto a doença avançava.</w:t>
+        <w:t>Era câncer. Ele passou um tempo em tratamento, enquanto a doença avançava.</w:t>
       </w:r>
     </w:p>
     <w:p>
@@ -2720,14 +2712,6 @@
           <w:color w:val="000000"/>
         </w:rPr>
         <w:t>Um de seus ídolos.</w:t>
-      </w:r>
-    </w:p>
-    <w:p>
-      <w:r>
-        <w:rPr>
-          <w:color w:val="000000"/>
-        </w:rPr>
-        <w:t>O menino que dublava discos estrangeiros em Copacabana foi embora no dia em que se lembra a morte de um dos ídolos dele.</w:t>
       </w:r>
     </w:p>
     <w:p>

--- a/roteiros/leno/Leno_Roteiro_Completo.docx
+++ b/roteiros/leno/Leno_Roteiro_Completo.docx
@@ -367,7 +367,7 @@
         <w:rPr>
           <w:color w:val="000000"/>
         </w:rPr>
-        <w:t>Esse é o primeiro objeto dessa história. Um compacto de vinil de mil novecentos e sessenta e seis, com dois adolescentes na capa.</w:t>
+        <w:t>Um compacto de vinil de mil novecentos e sessenta e seis, com dois adolescentes na capa. Esse disquinho ia acompanhar Leno pelo resto da vida.</w:t>
       </w:r>
     </w:p>
     <w:p>
@@ -1047,7 +1047,7 @@
         <w:rPr>
           <w:color w:val="000000"/>
         </w:rPr>
-        <w:t>Esse é o segundo objeto dessa história. A fita de rolo onde aquele disco foi gravado, com treze músicas e três meses de trabalho dentro do estúdio da CBS.</w:t>
+        <w:t>Guarde a imagem da fita de rolo onde aquele disco foi gravado. Treze músicas e três meses de trabalho dentro do estúdio da CBS, enrolados numa bobina.</w:t>
       </w:r>
     </w:p>
     <w:p>
@@ -1055,7 +1055,7 @@
         <w:rPr>
           <w:color w:val="C00000"/>
         </w:rPr>
-        <w:t>Lembre dessa fita. Porque o que aconteceu com ela é o centro de toda essa história. E a resposta só ia aparecer décadas depois, num lugar onde ninguém pensou em procurar.</w:t>
+        <w:t>O que aconteceu com essa fita é o centro de toda essa história. E a resposta só ia aparecer décadas depois, num lugar onde ninguém pensou em procurar.</w:t>
       </w:r>
     </w:p>
     <w:p>
@@ -1439,7 +1439,7 @@
         <w:rPr>
           <w:color w:val="000000"/>
         </w:rPr>
-        <w:t>Esse é o terceiro objeto dessa história. Um compacto duplo de mil novecentos e setenta e um, com a sobra de um disco que a gravadora mandou enterrar.</w:t>
+        <w:t>Aquele compacto duplo de mil novecentos e setenta e um era tudo o que restava de um disco que a gravadora mandou enterrar.</w:t>
       </w:r>
     </w:p>
     <w:p>
@@ -1775,7 +1775,7 @@
         <w:rPr>
           <w:color w:val="000000"/>
         </w:rPr>
-        <w:t>Esse é o quarto objeto dessa história. Um jornalzinho de papel barato, comprado por Leno e entregue nas mãos de Raul Seixas.</w:t>
+        <w:t>Um jornalzinho de papel barato, comprado por Leno e entregue nas mãos de Raul Seixas. Aquele pedaço de papel ia mudar a vida de Raul.</w:t>
       </w:r>
     </w:p>
     <w:p>
@@ -1855,7 +1855,7 @@
         <w:rPr>
           <w:color w:val="000000"/>
         </w:rPr>
-        <w:t>Quase ninguém repetiu essa frase. Nas histórias contadas sobre Raul Seixas, o nome de Leno raramente aparece.</w:t>
+        <w:t>Essa frase quase nunca aparece nas histórias contadas sobre Raul Seixas.</w:t>
       </w:r>
     </w:p>
     <w:p>
@@ -2079,7 +2079,7 @@
         <w:rPr>
           <w:color w:val="000000"/>
         </w:rPr>
-        <w:t>Esse é o último objeto dessa história. Uma caixa esquecida no depósito de uma gravadora, com quatro letras escritas por fora.</w:t>
+        <w:t>Uma caixa esquecida no depósito de uma gravadora, com quatro letras escritas por fora.</w:t>
       </w:r>
     </w:p>
     <w:p>
@@ -2783,7 +2783,7 @@
         <w:rPr>
           <w:color w:val="000000"/>
         </w:rPr>
-        <w:t>A fama faz isso com algumas pessoas. Dá tudo de uma vez, muito cedo, e depois cobra caro quando elas tentam crescer. O público se apaixona por uma imagem. E não perdoa quem tenta sair dela.</w:t>
+        <w:t>A fama faz isso com algumas pessoas. Dá tudo de uma vez, muito cedo, e mais tarde cobra caro quando elas tentam crescer. O público se apaixona por uma imagem. E não perdoa quem tenta sair dela.</w:t>
       </w:r>
     </w:p>
     <w:p>
